--- a/.work/05.24.docx
+++ b/.work/05.24.docx
@@ -729,6 +729,108 @@
       <w:pPr>
         <w:pStyle w:val="ListParagraph"/>
         <w:numPr>
+          <w:ilvl w:val="2"/>
+          <w:numId w:val="1"/>
+        </w:numPr>
+        <w:rPr>
+          <w:rFonts w:ascii="Arial" w:hAnsi="Arial" w:cs="Arial"/>
+          <w:lang w:val="ca-ES"/>
+        </w:rPr>
+      </w:pPr>
+      <w:r>
+        <w:rPr>
+          <w:rFonts w:ascii="Arial" w:hAnsi="Arial" w:cs="Arial"/>
+          <w:lang w:val="ca-ES"/>
+        </w:rPr>
+        <w:t xml:space="preserve">L’ordre de parades es segueix bé amb </w:t>
+      </w:r>
+      <w:proofErr w:type="spellStart"/>
+      <w:r>
+        <w:rPr>
+          <w:rFonts w:ascii="Arial" w:hAnsi="Arial" w:cs="Arial"/>
+          <w:lang w:val="ca-ES"/>
+        </w:rPr>
+        <w:t>l’stop_sequence</w:t>
+      </w:r>
+      <w:proofErr w:type="spellEnd"/>
+      <w:r>
+        <w:rPr>
+          <w:rFonts w:ascii="Arial" w:hAnsi="Arial" w:cs="Arial"/>
+          <w:lang w:val="ca-ES"/>
+        </w:rPr>
+        <w:t xml:space="preserve">? </w:t>
+      </w:r>
+      <w:r>
+        <w:rPr>
+          <w:rFonts w:ascii="Arial" w:hAnsi="Arial" w:cs="Arial"/>
+          <w:lang w:val="ca-ES"/>
+        </w:rPr>
+        <w:sym w:font="Wingdings" w:char="F0E0"/>
+      </w:r>
+      <w:r>
+        <w:rPr>
+          <w:rFonts w:ascii="Arial" w:hAnsi="Arial" w:cs="Arial"/>
+          <w:lang w:val="ca-ES"/>
+        </w:rPr>
+        <w:t xml:space="preserve"> última cel·la de ‘</w:t>
+      </w:r>
+      <w:proofErr w:type="spellStart"/>
+      <w:r>
+        <w:rPr>
+          <w:rFonts w:ascii="Arial" w:hAnsi="Arial" w:cs="Arial"/>
+          <w:lang w:val="ca-ES"/>
+        </w:rPr>
+        <w:t>data_validation</w:t>
+      </w:r>
+      <w:proofErr w:type="spellEnd"/>
+      <w:r>
+        <w:rPr>
+          <w:rFonts w:ascii="Arial" w:hAnsi="Arial" w:cs="Arial"/>
+          <w:lang w:val="ca-ES"/>
+        </w:rPr>
+        <w:t>/</w:t>
+      </w:r>
+      <w:proofErr w:type="spellStart"/>
+      <w:r>
+        <w:rPr>
+          <w:rFonts w:ascii="Arial" w:hAnsi="Arial" w:cs="Arial"/>
+          <w:lang w:val="ca-ES"/>
+        </w:rPr>
+        <w:t>checks</w:t>
+      </w:r>
+      <w:proofErr w:type="spellEnd"/>
+      <w:r>
+        <w:rPr>
+          <w:rFonts w:ascii="Arial" w:hAnsi="Arial" w:cs="Arial"/>
+          <w:lang w:val="ca-ES"/>
+        </w:rPr>
+        <w:t>/3_stop_times_checks.ipynb’</w:t>
+      </w:r>
+    </w:p>
+    <w:p>
+      <w:pPr>
+        <w:pStyle w:val="ListParagraph"/>
+        <w:numPr>
+          <w:ilvl w:val="3"/>
+          <w:numId w:val="1"/>
+        </w:numPr>
+        <w:rPr>
+          <w:rFonts w:ascii="Arial" w:hAnsi="Arial" w:cs="Arial"/>
+          <w:lang w:val="ca-ES"/>
+        </w:rPr>
+      </w:pPr>
+      <w:r>
+        <w:rPr>
+          <w:rFonts w:ascii="Arial" w:hAnsi="Arial" w:cs="Arial"/>
+          <w:lang w:val="ca-ES"/>
+        </w:rPr>
+        <w:t>Em dona output diferent que abans</w:t>
+      </w:r>
+    </w:p>
+    <w:p>
+      <w:pPr>
+        <w:pStyle w:val="ListParagraph"/>
+        <w:numPr>
           <w:ilvl w:val="0"/>
           <w:numId w:val="1"/>
         </w:numPr>
@@ -880,13 +982,14 @@
         </w:numPr>
         <w:rPr>
           <w:rFonts w:ascii="Arial" w:hAnsi="Arial" w:cs="Arial"/>
-          <w:color w:val="808080" w:themeColor="background1" w:themeShade="80"/>
-          <w:lang w:val="ca-ES"/>
-        </w:rPr>
-      </w:pPr>
-      <w:r>
-        <w:rPr>
-          <w:rFonts w:ascii="Arial" w:hAnsi="Arial" w:cs="Arial"/>
+          <w:color w:val="8DD873" w:themeColor="accent6" w:themeTint="99"/>
+          <w:lang w:val="ca-ES"/>
+        </w:rPr>
+      </w:pPr>
+      <w:r>
+        <w:rPr>
+          <w:rFonts w:ascii="Arial" w:hAnsi="Arial" w:cs="Arial"/>
+          <w:color w:val="8DD873" w:themeColor="accent6" w:themeTint="99"/>
           <w:lang w:val="ca-ES"/>
         </w:rPr>
         <w:t>Tallar els .</w:t>
@@ -895,6 +998,7 @@
       <w:r>
         <w:rPr>
           <w:rFonts w:ascii="Arial" w:hAnsi="Arial" w:cs="Arial"/>
+          <w:color w:val="8DD873" w:themeColor="accent6" w:themeTint="99"/>
           <w:lang w:val="ca-ES"/>
         </w:rPr>
         <w:t>txt</w:t>
@@ -903,9 +1007,794 @@
       <w:r>
         <w:rPr>
           <w:rFonts w:ascii="Arial" w:hAnsi="Arial" w:cs="Arial"/>
+          <w:color w:val="8DD873" w:themeColor="accent6" w:themeTint="99"/>
           <w:lang w:val="ca-ES"/>
         </w:rPr>
         <w:t xml:space="preserve"> per tenir només la part del metro i que no es trigui tant en obrir-los</w:t>
+      </w:r>
+      <w:r>
+        <w:rPr>
+          <w:rFonts w:ascii="Arial" w:hAnsi="Arial" w:cs="Arial"/>
+          <w:color w:val="8DD873" w:themeColor="accent6" w:themeTint="99"/>
+          <w:lang w:val="ca-ES"/>
+        </w:rPr>
+        <w:t xml:space="preserve"> (eliminar els que comencin per 2.x)</w:t>
+      </w:r>
+    </w:p>
+    <w:p>
+      <w:pPr>
+        <w:pStyle w:val="ListParagraph"/>
+        <w:numPr>
+          <w:ilvl w:val="1"/>
+          <w:numId w:val="1"/>
+        </w:numPr>
+        <w:rPr>
+          <w:rFonts w:ascii="Arial" w:hAnsi="Arial" w:cs="Arial"/>
+          <w:color w:val="8DD873" w:themeColor="accent6" w:themeTint="99"/>
+          <w:lang w:val="ca-ES"/>
+        </w:rPr>
+      </w:pPr>
+      <w:r>
+        <w:rPr>
+          <w:rFonts w:ascii="Arial" w:hAnsi="Arial" w:cs="Arial"/>
+          <w:color w:val="8DD873" w:themeColor="accent6" w:themeTint="99"/>
+          <w:lang w:val="ca-ES"/>
+        </w:rPr>
+        <w:t>Moure els originals a una nova carpeta i actualitzar les seves referències</w:t>
+      </w:r>
+    </w:p>
+    <w:p>
+      <w:pPr>
+        <w:pStyle w:val="ListParagraph"/>
+        <w:numPr>
+          <w:ilvl w:val="1"/>
+          <w:numId w:val="1"/>
+        </w:numPr>
+        <w:rPr>
+          <w:rFonts w:ascii="Arial" w:hAnsi="Arial" w:cs="Arial"/>
+          <w:color w:val="8DD873" w:themeColor="accent6" w:themeTint="99"/>
+          <w:lang w:val="ca-ES"/>
+        </w:rPr>
+      </w:pPr>
+      <w:r>
+        <w:rPr>
+          <w:rFonts w:ascii="Arial" w:hAnsi="Arial" w:cs="Arial"/>
+          <w:color w:val="8DD873" w:themeColor="accent6" w:themeTint="99"/>
+          <w:lang w:val="ca-ES"/>
+        </w:rPr>
+        <w:t>A eliminar:</w:t>
+      </w:r>
+      <w:r>
+        <w:rPr>
+          <w:rFonts w:ascii="Arial" w:hAnsi="Arial" w:cs="Arial"/>
+          <w:color w:val="8DD873" w:themeColor="accent6" w:themeTint="99"/>
+          <w:lang w:val="ca-ES"/>
+        </w:rPr>
+        <w:t xml:space="preserve"> </w:t>
+      </w:r>
+      <w:r>
+        <w:rPr>
+          <w:rFonts w:ascii="Arial" w:hAnsi="Arial" w:cs="Arial"/>
+          <w:color w:val="8DD873" w:themeColor="accent6" w:themeTint="99"/>
+          <w:lang w:val="ca-ES"/>
+        </w:rPr>
+        <w:sym w:font="Wingdings" w:char="F0E0"/>
+      </w:r>
+      <w:r>
+        <w:rPr>
+          <w:rFonts w:ascii="Arial" w:hAnsi="Arial" w:cs="Arial"/>
+          <w:color w:val="8DD873" w:themeColor="accent6" w:themeTint="99"/>
+          <w:lang w:val="ca-ES"/>
+        </w:rPr>
+        <w:t xml:space="preserve"> *_</w:t>
+      </w:r>
+      <w:proofErr w:type="spellStart"/>
+      <w:r>
+        <w:rPr>
+          <w:rFonts w:ascii="Arial" w:hAnsi="Arial" w:cs="Arial"/>
+          <w:color w:val="8DD873" w:themeColor="accent6" w:themeTint="99"/>
+          <w:lang w:val="ca-ES"/>
+        </w:rPr>
+        <w:t>subway</w:t>
+      </w:r>
+      <w:proofErr w:type="spellEnd"/>
+    </w:p>
+    <w:p>
+      <w:pPr>
+        <w:pStyle w:val="ListParagraph"/>
+        <w:numPr>
+          <w:ilvl w:val="2"/>
+          <w:numId w:val="1"/>
+        </w:numPr>
+        <w:rPr>
+          <w:rFonts w:ascii="Arial" w:hAnsi="Arial" w:cs="Arial"/>
+          <w:color w:val="8DD873" w:themeColor="accent6" w:themeTint="99"/>
+          <w:lang w:val="ca-ES"/>
+        </w:rPr>
+      </w:pPr>
+      <w:proofErr w:type="spellStart"/>
+      <w:r>
+        <w:rPr>
+          <w:rFonts w:ascii="Arial" w:hAnsi="Arial" w:cs="Arial"/>
+          <w:color w:val="8DD873" w:themeColor="accent6" w:themeTint="99"/>
+          <w:lang w:val="ca-ES"/>
+        </w:rPr>
+        <w:t>Routes</w:t>
+      </w:r>
+      <w:proofErr w:type="spellEnd"/>
+    </w:p>
+    <w:p>
+      <w:pPr>
+        <w:pStyle w:val="ListParagraph"/>
+        <w:numPr>
+          <w:ilvl w:val="2"/>
+          <w:numId w:val="1"/>
+        </w:numPr>
+        <w:rPr>
+          <w:rFonts w:ascii="Arial" w:hAnsi="Arial" w:cs="Arial"/>
+          <w:color w:val="8DD873" w:themeColor="accent6" w:themeTint="99"/>
+          <w:lang w:val="ca-ES"/>
+        </w:rPr>
+      </w:pPr>
+      <w:proofErr w:type="spellStart"/>
+      <w:r>
+        <w:rPr>
+          <w:rFonts w:ascii="Arial" w:hAnsi="Arial" w:cs="Arial"/>
+          <w:color w:val="8DD873" w:themeColor="accent6" w:themeTint="99"/>
+          <w:lang w:val="ca-ES"/>
+        </w:rPr>
+        <w:t>Stop_times</w:t>
+      </w:r>
+      <w:proofErr w:type="spellEnd"/>
+      <w:r>
+        <w:rPr>
+          <w:rFonts w:ascii="Arial" w:hAnsi="Arial" w:cs="Arial"/>
+          <w:color w:val="8DD873" w:themeColor="accent6" w:themeTint="99"/>
+          <w:lang w:val="ca-ES"/>
+        </w:rPr>
+        <w:t xml:space="preserve"> (</w:t>
+      </w:r>
+      <w:r>
+        <w:rPr>
+          <w:rFonts w:ascii="Arial" w:hAnsi="Arial" w:cs="Arial"/>
+          <w:color w:val="8DD873" w:themeColor="accent6" w:themeTint="99"/>
+        </w:rPr>
+        <w:t xml:space="preserve">1.138.586 </w:t>
+      </w:r>
+      <w:r>
+        <w:rPr>
+          <w:rFonts w:ascii="Arial" w:hAnsi="Arial" w:cs="Arial"/>
+          <w:color w:val="8DD873" w:themeColor="accent6" w:themeTint="99"/>
+        </w:rPr>
+        <w:sym w:font="Wingdings" w:char="F0E0"/>
+      </w:r>
+      <w:r>
+        <w:rPr>
+          <w:rFonts w:ascii="Arial" w:hAnsi="Arial" w:cs="Arial"/>
+          <w:color w:val="8DD873" w:themeColor="accent6" w:themeTint="99"/>
+        </w:rPr>
+        <w:t xml:space="preserve"> 1.060.371 </w:t>
+      </w:r>
+      <w:r>
+        <w:rPr>
+          <w:rFonts w:ascii="Arial" w:hAnsi="Arial" w:cs="Arial"/>
+          <w:color w:val="8DD873" w:themeColor="accent6" w:themeTint="99"/>
+        </w:rPr>
+        <w:sym w:font="Wingdings" w:char="F0E0"/>
+      </w:r>
+      <w:r>
+        <w:rPr>
+          <w:rFonts w:ascii="Arial" w:hAnsi="Arial" w:cs="Arial"/>
+          <w:color w:val="8DD873" w:themeColor="accent6" w:themeTint="99"/>
+        </w:rPr>
+        <w:t xml:space="preserve"> </w:t>
+      </w:r>
+      <w:r>
+        <w:rPr>
+          <w:rFonts w:ascii="Arial" w:hAnsi="Arial" w:cs="Arial"/>
+          <w:color w:val="8DD873" w:themeColor="accent6" w:themeTint="99"/>
+          <w:lang w:val="ca-ES"/>
+        </w:rPr>
+        <w:t>203.409)</w:t>
+      </w:r>
+    </w:p>
+    <w:p>
+      <w:pPr>
+        <w:pStyle w:val="ListParagraph"/>
+        <w:numPr>
+          <w:ilvl w:val="2"/>
+          <w:numId w:val="1"/>
+        </w:numPr>
+        <w:rPr>
+          <w:rFonts w:ascii="Arial" w:hAnsi="Arial" w:cs="Arial"/>
+          <w:color w:val="8DD873" w:themeColor="accent6" w:themeTint="99"/>
+          <w:lang w:val="ca-ES"/>
+        </w:rPr>
+      </w:pPr>
+      <w:r>
+        <w:rPr>
+          <w:rFonts w:ascii="Arial" w:hAnsi="Arial" w:cs="Arial"/>
+          <w:color w:val="8DD873" w:themeColor="accent6" w:themeTint="99"/>
+          <w:lang w:val="ca-ES"/>
+        </w:rPr>
+        <w:t xml:space="preserve">Stops </w:t>
+      </w:r>
+    </w:p>
+    <w:p>
+      <w:pPr>
+        <w:pStyle w:val="ListParagraph"/>
+        <w:numPr>
+          <w:ilvl w:val="2"/>
+          <w:numId w:val="1"/>
+        </w:numPr>
+        <w:rPr>
+          <w:rFonts w:ascii="Arial" w:hAnsi="Arial" w:cs="Arial"/>
+          <w:color w:val="8DD873" w:themeColor="accent6" w:themeTint="99"/>
+          <w:lang w:val="ca-ES"/>
+        </w:rPr>
+      </w:pPr>
+      <w:r>
+        <w:rPr>
+          <w:rFonts w:ascii="Arial" w:hAnsi="Arial" w:cs="Arial"/>
+          <w:color w:val="8DD873" w:themeColor="accent6" w:themeTint="99"/>
+          <w:lang w:val="ca-ES"/>
+        </w:rPr>
+        <w:t xml:space="preserve">Trips </w:t>
+      </w:r>
+    </w:p>
+    <w:p>
+      <w:pPr>
+        <w:pStyle w:val="ListParagraph"/>
+        <w:numPr>
+          <w:ilvl w:val="2"/>
+          <w:numId w:val="1"/>
+        </w:numPr>
+        <w:rPr>
+          <w:rFonts w:ascii="Arial" w:hAnsi="Arial" w:cs="Arial"/>
+          <w:color w:val="8DD873" w:themeColor="accent6" w:themeTint="99"/>
+          <w:lang w:val="ca-ES"/>
+        </w:rPr>
+      </w:pPr>
+      <w:r>
+        <w:rPr>
+          <w:rFonts w:ascii="Arial" w:hAnsi="Arial" w:cs="Arial"/>
+          <w:color w:val="8DD873" w:themeColor="accent6" w:themeTint="99"/>
+          <w:lang w:val="ca-ES"/>
+        </w:rPr>
+        <w:t>(</w:t>
+      </w:r>
+      <w:proofErr w:type="spellStart"/>
+      <w:r>
+        <w:rPr>
+          <w:rFonts w:ascii="Arial" w:hAnsi="Arial" w:cs="Arial"/>
+          <w:color w:val="8DD873" w:themeColor="accent6" w:themeTint="99"/>
+          <w:lang w:val="ca-ES"/>
+        </w:rPr>
+        <w:t>pathways</w:t>
+      </w:r>
+      <w:proofErr w:type="spellEnd"/>
+      <w:r>
+        <w:rPr>
+          <w:rFonts w:ascii="Arial" w:hAnsi="Arial" w:cs="Arial"/>
+          <w:color w:val="8DD873" w:themeColor="accent6" w:themeTint="99"/>
+          <w:lang w:val="ca-ES"/>
+        </w:rPr>
+        <w:t xml:space="preserve"> no perquè només hi ha només pel metro)</w:t>
+      </w:r>
+    </w:p>
+    <w:p>
+      <w:pPr>
+        <w:pStyle w:val="ListParagraph"/>
+        <w:numPr>
+          <w:ilvl w:val="1"/>
+          <w:numId w:val="1"/>
+        </w:numPr>
+        <w:rPr>
+          <w:rFonts w:ascii="Arial" w:hAnsi="Arial" w:cs="Arial"/>
+          <w:color w:val="8DD873" w:themeColor="accent6" w:themeTint="99"/>
+          <w:lang w:val="ca-ES"/>
+        </w:rPr>
+      </w:pPr>
+      <w:r>
+        <w:rPr>
+          <w:rFonts w:ascii="Arial" w:hAnsi="Arial" w:cs="Arial"/>
+          <w:color w:val="8DD873" w:themeColor="accent6" w:themeTint="99"/>
+          <w:lang w:val="ca-ES"/>
+        </w:rPr>
+        <w:t>Fer que els fitxers treballin amb els *_</w:t>
+      </w:r>
+      <w:proofErr w:type="spellStart"/>
+      <w:r>
+        <w:rPr>
+          <w:rFonts w:ascii="Arial" w:hAnsi="Arial" w:cs="Arial"/>
+          <w:color w:val="8DD873" w:themeColor="accent6" w:themeTint="99"/>
+          <w:lang w:val="ca-ES"/>
+        </w:rPr>
+        <w:t>subway</w:t>
+      </w:r>
+      <w:proofErr w:type="spellEnd"/>
+      <w:r>
+        <w:rPr>
+          <w:rFonts w:ascii="Arial" w:hAnsi="Arial" w:cs="Arial"/>
+          <w:color w:val="8DD873" w:themeColor="accent6" w:themeTint="99"/>
+          <w:lang w:val="ca-ES"/>
+        </w:rPr>
+        <w:t xml:space="preserve"> </w:t>
+      </w:r>
+      <w:r>
+        <w:rPr>
+          <w:rFonts w:ascii="Arial" w:hAnsi="Arial" w:cs="Arial"/>
+          <w:color w:val="8DD873" w:themeColor="accent6" w:themeTint="99"/>
+          <w:lang w:val="ca-ES"/>
+        </w:rPr>
+        <w:sym w:font="Wingdings" w:char="F0DF"/>
+      </w:r>
+      <w:r>
+        <w:rPr>
+          <w:rFonts w:ascii="Arial" w:hAnsi="Arial" w:cs="Arial"/>
+          <w:color w:val="8DD873" w:themeColor="accent6" w:themeTint="99"/>
+          <w:lang w:val="ca-ES"/>
+        </w:rPr>
+        <w:t xml:space="preserve"> EN EL PROCÉS DE FER AIXÒ TAMBÉ S’HAN ANAT ACTUALITZANT LES </w:t>
+      </w:r>
+      <w:r>
+        <w:rPr>
+          <w:rFonts w:ascii="Arial" w:hAnsi="Arial" w:cs="Arial"/>
+          <w:color w:val="8DD873" w:themeColor="accent6" w:themeTint="99"/>
+          <w:lang w:val="ca-ES"/>
+        </w:rPr>
+        <w:lastRenderedPageBreak/>
+        <w:t xml:space="preserve">REFERÈNCIES A CLEANED I MODIFICANT-HO CREC QUE LA HE LIAT MÉS </w:t>
+      </w:r>
+      <w:r>
+        <w:rPr>
+          <w:rFonts w:ascii="Arial" w:hAnsi="Arial" w:cs="Arial"/>
+          <w:color w:val="8DD873" w:themeColor="accent6" w:themeTint="99"/>
+          <w:lang w:val="ca-ES"/>
+        </w:rPr>
+        <w:sym w:font="Wingdings" w:char="F0DF"/>
+      </w:r>
+      <w:r>
+        <w:rPr>
+          <w:rFonts w:ascii="Arial" w:hAnsi="Arial" w:cs="Arial"/>
+          <w:color w:val="8DD873" w:themeColor="accent6" w:themeTint="99"/>
+          <w:lang w:val="ca-ES"/>
+        </w:rPr>
+        <w:t xml:space="preserve"> MIRAR</w:t>
+      </w:r>
+    </w:p>
+    <w:p>
+      <w:pPr>
+        <w:pStyle w:val="ListParagraph"/>
+        <w:numPr>
+          <w:ilvl w:val="1"/>
+          <w:numId w:val="1"/>
+        </w:numPr>
+        <w:rPr>
+          <w:rFonts w:ascii="Arial" w:hAnsi="Arial" w:cs="Arial"/>
+          <w:color w:val="8DD873" w:themeColor="accent6" w:themeTint="99"/>
+          <w:lang w:val="ca-ES"/>
+        </w:rPr>
+      </w:pPr>
+      <w:r>
+        <w:rPr>
+          <w:rFonts w:ascii="Arial" w:hAnsi="Arial" w:cs="Arial"/>
+          <w:color w:val="8DD873" w:themeColor="accent6" w:themeTint="99"/>
+          <w:lang w:val="ca-ES"/>
+        </w:rPr>
+        <w:t>Fer els _</w:t>
+      </w:r>
+      <w:proofErr w:type="spellStart"/>
+      <w:r>
+        <w:rPr>
+          <w:rFonts w:ascii="Arial" w:hAnsi="Arial" w:cs="Arial"/>
+          <w:color w:val="8DD873" w:themeColor="accent6" w:themeTint="99"/>
+          <w:lang w:val="ca-ES"/>
+        </w:rPr>
+        <w:t>cleaned</w:t>
+      </w:r>
+      <w:proofErr w:type="spellEnd"/>
+      <w:r>
+        <w:rPr>
+          <w:rFonts w:ascii="Arial" w:hAnsi="Arial" w:cs="Arial"/>
+          <w:color w:val="8DD873" w:themeColor="accent6" w:themeTint="99"/>
+          <w:lang w:val="ca-ES"/>
+        </w:rPr>
+        <w:t xml:space="preserve"> dels _</w:t>
+      </w:r>
+      <w:proofErr w:type="spellStart"/>
+      <w:r>
+        <w:rPr>
+          <w:rFonts w:ascii="Arial" w:hAnsi="Arial" w:cs="Arial"/>
+          <w:color w:val="8DD873" w:themeColor="accent6" w:themeTint="99"/>
+          <w:lang w:val="ca-ES"/>
+        </w:rPr>
+        <w:t>subway</w:t>
+      </w:r>
+      <w:proofErr w:type="spellEnd"/>
+    </w:p>
+    <w:p>
+      <w:pPr>
+        <w:pStyle w:val="ListParagraph"/>
+        <w:numPr>
+          <w:ilvl w:val="1"/>
+          <w:numId w:val="1"/>
+        </w:numPr>
+        <w:rPr>
+          <w:rFonts w:ascii="Arial" w:hAnsi="Arial" w:cs="Arial"/>
+          <w:color w:val="8DD873" w:themeColor="accent6" w:themeTint="99"/>
+          <w:lang w:val="ca-ES"/>
+        </w:rPr>
+      </w:pPr>
+      <w:r>
+        <w:rPr>
+          <w:rFonts w:ascii="Arial" w:hAnsi="Arial" w:cs="Arial"/>
+          <w:color w:val="8DD873" w:themeColor="accent6" w:themeTint="99"/>
+          <w:lang w:val="ca-ES"/>
+        </w:rPr>
+        <w:t xml:space="preserve">S’hauran de treure totes les referències a </w:t>
+      </w:r>
+      <w:proofErr w:type="spellStart"/>
+      <w:r>
+        <w:rPr>
+          <w:rFonts w:ascii="Arial" w:hAnsi="Arial" w:cs="Arial"/>
+          <w:color w:val="8DD873" w:themeColor="accent6" w:themeTint="99"/>
+          <w:lang w:val="ca-ES"/>
+        </w:rPr>
+        <w:t>data_checks</w:t>
+      </w:r>
+      <w:proofErr w:type="spellEnd"/>
+      <w:r>
+        <w:rPr>
+          <w:rFonts w:ascii="Arial" w:hAnsi="Arial" w:cs="Arial"/>
+          <w:color w:val="8DD873" w:themeColor="accent6" w:themeTint="99"/>
+          <w:lang w:val="ca-ES"/>
+        </w:rPr>
+        <w:t xml:space="preserve"> o on sigui de ‘</w:t>
+      </w:r>
+      <w:proofErr w:type="spellStart"/>
+      <w:r>
+        <w:rPr>
+          <w:rFonts w:ascii="Arial" w:hAnsi="Arial" w:cs="Arial"/>
+          <w:color w:val="8DD873" w:themeColor="accent6" w:themeTint="99"/>
+          <w:lang w:val="ca-ES"/>
+        </w:rPr>
+        <w:t>starts</w:t>
+      </w:r>
+      <w:proofErr w:type="spellEnd"/>
+      <w:r>
+        <w:rPr>
+          <w:rFonts w:ascii="Arial" w:hAnsi="Arial" w:cs="Arial"/>
+          <w:color w:val="8DD873" w:themeColor="accent6" w:themeTint="99"/>
+          <w:lang w:val="ca-ES"/>
+        </w:rPr>
+        <w:t xml:space="preserve"> </w:t>
+      </w:r>
+      <w:proofErr w:type="spellStart"/>
+      <w:r>
+        <w:rPr>
+          <w:rFonts w:ascii="Arial" w:hAnsi="Arial" w:cs="Arial"/>
+          <w:color w:val="8DD873" w:themeColor="accent6" w:themeTint="99"/>
+          <w:lang w:val="ca-ES"/>
+        </w:rPr>
+        <w:t>with</w:t>
+      </w:r>
+      <w:proofErr w:type="spellEnd"/>
+      <w:r>
+        <w:rPr>
+          <w:rFonts w:ascii="Arial" w:hAnsi="Arial" w:cs="Arial"/>
+          <w:color w:val="8DD873" w:themeColor="accent6" w:themeTint="99"/>
+          <w:lang w:val="ca-ES"/>
+        </w:rPr>
+        <w:t xml:space="preserve"> 1.’, perquè ja no serà necessari</w:t>
+      </w:r>
+      <w:r>
+        <w:rPr>
+          <w:rFonts w:ascii="Arial" w:hAnsi="Arial" w:cs="Arial"/>
+          <w:color w:val="8DD873" w:themeColor="accent6" w:themeTint="99"/>
+          <w:lang w:val="ca-ES"/>
+        </w:rPr>
+        <w:t xml:space="preserve"> </w:t>
+      </w:r>
+      <w:r>
+        <w:rPr>
+          <w:rFonts w:ascii="Arial" w:hAnsi="Arial" w:cs="Arial"/>
+          <w:color w:val="8DD873" w:themeColor="accent6" w:themeTint="99"/>
+          <w:lang w:val="ca-ES"/>
+        </w:rPr>
+        <w:sym w:font="Wingdings" w:char="F0DF"/>
+      </w:r>
+      <w:r>
+        <w:rPr>
+          <w:rFonts w:ascii="Arial" w:hAnsi="Arial" w:cs="Arial"/>
+          <w:color w:val="8DD873" w:themeColor="accent6" w:themeTint="99"/>
+          <w:lang w:val="ca-ES"/>
+        </w:rPr>
+        <w:t xml:space="preserve"> mirar funcions a </w:t>
+      </w:r>
+      <w:proofErr w:type="spellStart"/>
+      <w:r>
+        <w:rPr>
+          <w:rFonts w:ascii="Arial" w:hAnsi="Arial" w:cs="Arial"/>
+          <w:color w:val="8DD873" w:themeColor="accent6" w:themeTint="99"/>
+          <w:lang w:val="ca-ES"/>
+        </w:rPr>
+        <w:t>gtfs_utils</w:t>
+      </w:r>
+      <w:proofErr w:type="spellEnd"/>
+      <w:r>
+        <w:rPr>
+          <w:rFonts w:ascii="Arial" w:hAnsi="Arial" w:cs="Arial"/>
+          <w:color w:val="8DD873" w:themeColor="accent6" w:themeTint="99"/>
+          <w:lang w:val="ca-ES"/>
+        </w:rPr>
+        <w:t xml:space="preserve"> i buscar a la lupa “1.”</w:t>
+      </w:r>
+    </w:p>
+    <w:p>
+      <w:pPr>
+        <w:pStyle w:val="ListParagraph"/>
+        <w:numPr>
+          <w:ilvl w:val="1"/>
+          <w:numId w:val="1"/>
+        </w:numPr>
+        <w:rPr>
+          <w:rFonts w:ascii="Arial" w:hAnsi="Arial" w:cs="Arial"/>
+          <w:color w:val="8DD873" w:themeColor="accent6" w:themeTint="99"/>
+          <w:lang w:val="ca-ES"/>
+        </w:rPr>
+      </w:pPr>
+      <w:r>
+        <w:rPr>
+          <w:rFonts w:ascii="Arial" w:hAnsi="Arial" w:cs="Arial"/>
+          <w:color w:val="8DD873" w:themeColor="accent6" w:themeTint="99"/>
+          <w:lang w:val="ca-ES"/>
+        </w:rPr>
+        <w:t>Fet per:</w:t>
+      </w:r>
+    </w:p>
+    <w:p>
+      <w:pPr>
+        <w:pStyle w:val="ListParagraph"/>
+        <w:numPr>
+          <w:ilvl w:val="2"/>
+          <w:numId w:val="1"/>
+        </w:numPr>
+        <w:rPr>
+          <w:rFonts w:ascii="Arial" w:hAnsi="Arial" w:cs="Arial"/>
+          <w:color w:val="8DD873" w:themeColor="accent6" w:themeTint="99"/>
+          <w:lang w:val="ca-ES"/>
+        </w:rPr>
+      </w:pPr>
+      <w:proofErr w:type="spellStart"/>
+      <w:r>
+        <w:rPr>
+          <w:rFonts w:ascii="Arial" w:hAnsi="Arial" w:cs="Arial"/>
+          <w:color w:val="8DD873" w:themeColor="accent6" w:themeTint="99"/>
+          <w:lang w:val="ca-ES"/>
+        </w:rPr>
+        <w:t>data_validation</w:t>
+      </w:r>
+      <w:proofErr w:type="spellEnd"/>
+      <w:r>
+        <w:rPr>
+          <w:rFonts w:ascii="Arial" w:hAnsi="Arial" w:cs="Arial"/>
+          <w:color w:val="8DD873" w:themeColor="accent6" w:themeTint="99"/>
+          <w:lang w:val="ca-ES"/>
+        </w:rPr>
+        <w:t>/</w:t>
+      </w:r>
+      <w:proofErr w:type="spellStart"/>
+      <w:r>
+        <w:rPr>
+          <w:rFonts w:ascii="Arial" w:hAnsi="Arial" w:cs="Arial"/>
+          <w:color w:val="8DD873" w:themeColor="accent6" w:themeTint="99"/>
+          <w:lang w:val="ca-ES"/>
+        </w:rPr>
+        <w:t>checks</w:t>
+      </w:r>
+      <w:proofErr w:type="spellEnd"/>
+      <w:r>
+        <w:rPr>
+          <w:rFonts w:ascii="Arial" w:hAnsi="Arial" w:cs="Arial"/>
+          <w:color w:val="8DD873" w:themeColor="accent6" w:themeTint="99"/>
+          <w:lang w:val="ca-ES"/>
+        </w:rPr>
+        <w:t>/1_file_connection_checks.ipynb</w:t>
+      </w:r>
+    </w:p>
+    <w:p>
+      <w:pPr>
+        <w:pStyle w:val="ListParagraph"/>
+        <w:numPr>
+          <w:ilvl w:val="2"/>
+          <w:numId w:val="1"/>
+        </w:numPr>
+        <w:rPr>
+          <w:rFonts w:ascii="Arial" w:hAnsi="Arial" w:cs="Arial"/>
+          <w:color w:val="8DD873" w:themeColor="accent6" w:themeTint="99"/>
+          <w:lang w:val="ca-ES"/>
+        </w:rPr>
+      </w:pPr>
+      <w:proofErr w:type="spellStart"/>
+      <w:r>
+        <w:rPr>
+          <w:rFonts w:ascii="Arial" w:hAnsi="Arial" w:cs="Arial"/>
+          <w:color w:val="8DD873" w:themeColor="accent6" w:themeTint="99"/>
+          <w:lang w:val="ca-ES"/>
+        </w:rPr>
+        <w:t>data_validation</w:t>
+      </w:r>
+      <w:proofErr w:type="spellEnd"/>
+      <w:r>
+        <w:rPr>
+          <w:rFonts w:ascii="Arial" w:hAnsi="Arial" w:cs="Arial"/>
+          <w:color w:val="8DD873" w:themeColor="accent6" w:themeTint="99"/>
+          <w:lang w:val="ca-ES"/>
+        </w:rPr>
+        <w:t>/</w:t>
+      </w:r>
+      <w:proofErr w:type="spellStart"/>
+      <w:r>
+        <w:rPr>
+          <w:rFonts w:ascii="Arial" w:hAnsi="Arial" w:cs="Arial"/>
+          <w:color w:val="8DD873" w:themeColor="accent6" w:themeTint="99"/>
+          <w:lang w:val="ca-ES"/>
+        </w:rPr>
+        <w:t>checks</w:t>
+      </w:r>
+      <w:proofErr w:type="spellEnd"/>
+      <w:r>
+        <w:rPr>
+          <w:rFonts w:ascii="Arial" w:hAnsi="Arial" w:cs="Arial"/>
+          <w:color w:val="8DD873" w:themeColor="accent6" w:themeTint="99"/>
+          <w:lang w:val="ca-ES"/>
+        </w:rPr>
+        <w:t>/2_pathways_checks.ipynb</w:t>
+      </w:r>
+    </w:p>
+    <w:p>
+      <w:pPr>
+        <w:pStyle w:val="ListParagraph"/>
+        <w:numPr>
+          <w:ilvl w:val="2"/>
+          <w:numId w:val="1"/>
+        </w:numPr>
+        <w:rPr>
+          <w:rFonts w:ascii="Arial" w:hAnsi="Arial" w:cs="Arial"/>
+          <w:color w:val="8DD873" w:themeColor="accent6" w:themeTint="99"/>
+          <w:lang w:val="ca-ES"/>
+        </w:rPr>
+      </w:pPr>
+      <w:proofErr w:type="spellStart"/>
+      <w:r>
+        <w:rPr>
+          <w:rFonts w:ascii="Arial" w:hAnsi="Arial" w:cs="Arial"/>
+          <w:color w:val="8DD873" w:themeColor="accent6" w:themeTint="99"/>
+          <w:lang w:val="ca-ES"/>
+        </w:rPr>
+        <w:t>data_validation</w:t>
+      </w:r>
+      <w:proofErr w:type="spellEnd"/>
+      <w:r>
+        <w:rPr>
+          <w:rFonts w:ascii="Arial" w:hAnsi="Arial" w:cs="Arial"/>
+          <w:color w:val="8DD873" w:themeColor="accent6" w:themeTint="99"/>
+          <w:lang w:val="ca-ES"/>
+        </w:rPr>
+        <w:t>/</w:t>
+      </w:r>
+      <w:proofErr w:type="spellStart"/>
+      <w:r>
+        <w:rPr>
+          <w:rFonts w:ascii="Arial" w:hAnsi="Arial" w:cs="Arial"/>
+          <w:color w:val="8DD873" w:themeColor="accent6" w:themeTint="99"/>
+          <w:lang w:val="ca-ES"/>
+        </w:rPr>
+        <w:t>checks</w:t>
+      </w:r>
+      <w:proofErr w:type="spellEnd"/>
+      <w:r>
+        <w:rPr>
+          <w:rFonts w:ascii="Arial" w:hAnsi="Arial" w:cs="Arial"/>
+          <w:color w:val="8DD873" w:themeColor="accent6" w:themeTint="99"/>
+          <w:lang w:val="ca-ES"/>
+        </w:rPr>
+        <w:t>/3_stop_times_checks.ipynb</w:t>
+      </w:r>
+    </w:p>
+    <w:p>
+      <w:pPr>
+        <w:pStyle w:val="ListParagraph"/>
+        <w:numPr>
+          <w:ilvl w:val="2"/>
+          <w:numId w:val="1"/>
+        </w:numPr>
+        <w:rPr>
+          <w:rFonts w:ascii="Arial" w:hAnsi="Arial" w:cs="Arial"/>
+          <w:color w:val="8DD873" w:themeColor="accent6" w:themeTint="99"/>
+          <w:lang w:val="ca-ES"/>
+        </w:rPr>
+      </w:pPr>
+      <w:proofErr w:type="spellStart"/>
+      <w:r>
+        <w:rPr>
+          <w:rFonts w:ascii="Arial" w:hAnsi="Arial" w:cs="Arial"/>
+          <w:color w:val="8DD873" w:themeColor="accent6" w:themeTint="99"/>
+          <w:lang w:val="ca-ES"/>
+        </w:rPr>
+        <w:t>data_validation</w:t>
+      </w:r>
+      <w:proofErr w:type="spellEnd"/>
+      <w:r>
+        <w:rPr>
+          <w:rFonts w:ascii="Arial" w:hAnsi="Arial" w:cs="Arial"/>
+          <w:color w:val="8DD873" w:themeColor="accent6" w:themeTint="99"/>
+          <w:lang w:val="ca-ES"/>
+        </w:rPr>
+        <w:t>/</w:t>
+      </w:r>
+      <w:proofErr w:type="spellStart"/>
+      <w:r>
+        <w:rPr>
+          <w:rFonts w:ascii="Arial" w:hAnsi="Arial" w:cs="Arial"/>
+          <w:color w:val="8DD873" w:themeColor="accent6" w:themeTint="99"/>
+          <w:lang w:val="ca-ES"/>
+        </w:rPr>
+        <w:t>checks</w:t>
+      </w:r>
+      <w:proofErr w:type="spellEnd"/>
+      <w:r>
+        <w:rPr>
+          <w:rFonts w:ascii="Arial" w:hAnsi="Arial" w:cs="Arial"/>
+          <w:color w:val="8DD873" w:themeColor="accent6" w:themeTint="99"/>
+          <w:lang w:val="ca-ES"/>
+        </w:rPr>
+        <w:t>/4_trips_checks.ipynb</w:t>
+      </w:r>
+    </w:p>
+    <w:p>
+      <w:pPr>
+        <w:pStyle w:val="ListParagraph"/>
+        <w:numPr>
+          <w:ilvl w:val="2"/>
+          <w:numId w:val="1"/>
+        </w:numPr>
+        <w:rPr>
+          <w:rFonts w:ascii="Arial" w:hAnsi="Arial" w:cs="Arial"/>
+          <w:color w:val="8DD873" w:themeColor="accent6" w:themeTint="99"/>
+          <w:lang w:val="ca-ES"/>
+        </w:rPr>
+      </w:pPr>
+      <w:r>
+        <w:rPr>
+          <w:rFonts w:ascii="Arial" w:hAnsi="Arial" w:cs="Arial"/>
+          <w:color w:val="8DD873" w:themeColor="accent6" w:themeTint="99"/>
+          <w:lang w:val="ca-ES"/>
+        </w:rPr>
+        <w:t>data_validation/between_platforms.py</w:t>
+      </w:r>
+    </w:p>
+    <w:p>
+      <w:pPr>
+        <w:pStyle w:val="ListParagraph"/>
+        <w:numPr>
+          <w:ilvl w:val="2"/>
+          <w:numId w:val="1"/>
+        </w:numPr>
+        <w:rPr>
+          <w:rFonts w:ascii="Arial" w:hAnsi="Arial" w:cs="Arial"/>
+          <w:color w:val="8DD873" w:themeColor="accent6" w:themeTint="99"/>
+          <w:lang w:val="ca-ES"/>
+        </w:rPr>
+      </w:pPr>
+      <w:r>
+        <w:rPr>
+          <w:rFonts w:ascii="Arial" w:hAnsi="Arial" w:cs="Arial"/>
+          <w:color w:val="8DD873" w:themeColor="accent6" w:themeTint="99"/>
+          <w:lang w:val="ca-ES"/>
+        </w:rPr>
+        <w:t>data_validation/L9_L10.py</w:t>
       </w:r>
     </w:p>
     <w:p>

--- a/.work/05.24.docx
+++ b/.work/05.24.docx
@@ -816,16 +816,44 @@
         </w:numPr>
         <w:rPr>
           <w:rFonts w:ascii="Arial" w:hAnsi="Arial" w:cs="Arial"/>
-          <w:lang w:val="ca-ES"/>
-        </w:rPr>
-      </w:pPr>
-      <w:r>
-        <w:rPr>
-          <w:rFonts w:ascii="Arial" w:hAnsi="Arial" w:cs="Arial"/>
+          <w:color w:val="8DD873" w:themeColor="accent6" w:themeTint="99"/>
+          <w:lang w:val="ca-ES"/>
+        </w:rPr>
+      </w:pPr>
+      <w:r>
+        <w:rPr>
+          <w:rFonts w:ascii="Arial" w:hAnsi="Arial" w:cs="Arial"/>
+          <w:color w:val="8DD873" w:themeColor="accent6" w:themeTint="99"/>
           <w:lang w:val="ca-ES"/>
         </w:rPr>
         <w:t>Em dona output diferent que abans</w:t>
       </w:r>
+      <w:r>
+        <w:rPr>
+          <w:rFonts w:ascii="Arial" w:hAnsi="Arial" w:cs="Arial"/>
+          <w:color w:val="8DD873" w:themeColor="accent6" w:themeTint="99"/>
+          <w:lang w:val="ca-ES"/>
+        </w:rPr>
+        <w:t xml:space="preserve"> (comparar ara amb </w:t>
+      </w:r>
+      <w:proofErr w:type="spellStart"/>
+      <w:r>
+        <w:rPr>
+          <w:rFonts w:ascii="Arial" w:hAnsi="Arial" w:cs="Arial"/>
+          <w:color w:val="8DD873" w:themeColor="accent6" w:themeTint="99"/>
+          <w:lang w:val="ca-ES"/>
+        </w:rPr>
+        <w:t>download</w:t>
+      </w:r>
+      <w:proofErr w:type="spellEnd"/>
+      <w:r>
+        <w:rPr>
+          <w:rFonts w:ascii="Arial" w:hAnsi="Arial" w:cs="Arial"/>
+          <w:color w:val="8DD873" w:themeColor="accent6" w:themeTint="99"/>
+          <w:lang w:val="ca-ES"/>
+        </w:rPr>
+        <w:t>)</w:t>
+      </w:r>
     </w:p>
     <w:p>
       <w:pPr>
@@ -874,13 +902,14 @@
         </w:numPr>
         <w:rPr>
           <w:rFonts w:ascii="Arial" w:hAnsi="Arial" w:cs="Arial"/>
-          <w:color w:val="808080" w:themeColor="background1" w:themeShade="80"/>
-          <w:lang w:val="ca-ES"/>
-        </w:rPr>
-      </w:pPr>
-      <w:r>
-        <w:rPr>
-          <w:rFonts w:ascii="Arial" w:hAnsi="Arial" w:cs="Arial"/>
+          <w:color w:val="8DD873" w:themeColor="accent6" w:themeTint="99"/>
+          <w:lang w:val="ca-ES"/>
+        </w:rPr>
+      </w:pPr>
+      <w:r>
+        <w:rPr>
+          <w:rFonts w:ascii="Arial" w:hAnsi="Arial" w:cs="Arial"/>
+          <w:color w:val="8DD873" w:themeColor="accent6" w:themeTint="99"/>
           <w:lang w:val="ca-ES"/>
         </w:rPr>
         <w:t xml:space="preserve">Que al </w:t>
@@ -889,6 +918,7 @@
       <w:r>
         <w:rPr>
           <w:rFonts w:ascii="Arial" w:hAnsi="Arial" w:cs="Arial"/>
+          <w:color w:val="8DD873" w:themeColor="accent6" w:themeTint="99"/>
           <w:lang w:val="ca-ES"/>
         </w:rPr>
         <w:t>precommit</w:t>
@@ -897,6 +927,7 @@
       <w:r>
         <w:rPr>
           <w:rFonts w:ascii="Arial" w:hAnsi="Arial" w:cs="Arial"/>
+          <w:color w:val="8DD873" w:themeColor="accent6" w:themeTint="99"/>
           <w:lang w:val="ca-ES"/>
         </w:rPr>
         <w:t xml:space="preserve"> dels 100 caràcters es tingui en compte els  comentaris # en els documents .</w:t>
@@ -905,6 +936,7 @@
       <w:r>
         <w:rPr>
           <w:rFonts w:ascii="Arial" w:hAnsi="Arial" w:cs="Arial"/>
+          <w:color w:val="8DD873" w:themeColor="accent6" w:themeTint="99"/>
           <w:lang w:val="ca-ES"/>
         </w:rPr>
         <w:t>ipynb</w:t>
@@ -913,6 +945,7 @@
       <w:r>
         <w:rPr>
           <w:rFonts w:ascii="Arial" w:hAnsi="Arial" w:cs="Arial"/>
+          <w:color w:val="8DD873" w:themeColor="accent6" w:themeTint="99"/>
           <w:lang w:val="ca-ES"/>
         </w:rPr>
         <w:t xml:space="preserve"> </w:t>
@@ -920,6 +953,7 @@
       <w:r>
         <w:rPr>
           <w:rFonts w:ascii="Arial" w:hAnsi="Arial" w:cs="Arial"/>
+          <w:color w:val="8DD873" w:themeColor="accent6" w:themeTint="99"/>
           <w:lang w:val="ca-ES"/>
         </w:rPr>
         <w:sym w:font="Wingdings" w:char="F0DF"/>
@@ -927,6 +961,7 @@
       <w:r>
         <w:rPr>
           <w:rFonts w:ascii="Arial" w:hAnsi="Arial" w:cs="Arial"/>
+          <w:color w:val="8DD873" w:themeColor="accent6" w:themeTint="99"/>
           <w:lang w:val="ca-ES"/>
         </w:rPr>
         <w:t xml:space="preserve"> en general els </w:t>
@@ -935,6 +970,7 @@
       <w:r>
         <w:rPr>
           <w:rFonts w:ascii="Arial" w:hAnsi="Arial" w:cs="Arial"/>
+          <w:color w:val="8DD873" w:themeColor="accent6" w:themeTint="99"/>
           <w:lang w:val="ca-ES"/>
         </w:rPr>
         <w:t>hooks</w:t>
@@ -943,6 +979,7 @@
       <w:r>
         <w:rPr>
           <w:rFonts w:ascii="Arial" w:hAnsi="Arial" w:cs="Arial"/>
+          <w:color w:val="8DD873" w:themeColor="accent6" w:themeTint="99"/>
           <w:lang w:val="ca-ES"/>
         </w:rPr>
         <w:t xml:space="preserve"> que actuïn també als </w:t>
@@ -951,6 +988,7 @@
       <w:r>
         <w:rPr>
           <w:rFonts w:ascii="Arial" w:hAnsi="Arial" w:cs="Arial"/>
+          <w:color w:val="8DD873" w:themeColor="accent6" w:themeTint="99"/>
           <w:lang w:val="ca-ES"/>
         </w:rPr>
         <w:t>jupyter</w:t>
@@ -959,6 +997,7 @@
       <w:r>
         <w:rPr>
           <w:rFonts w:ascii="Arial" w:hAnsi="Arial" w:cs="Arial"/>
+          <w:color w:val="8DD873" w:themeColor="accent6" w:themeTint="99"/>
           <w:lang w:val="ca-ES"/>
         </w:rPr>
         <w:t xml:space="preserve"> </w:t>
@@ -967,6 +1006,7 @@
       <w:r>
         <w:rPr>
           <w:rFonts w:ascii="Arial" w:hAnsi="Arial" w:cs="Arial"/>
+          <w:color w:val="8DD873" w:themeColor="accent6" w:themeTint="99"/>
           <w:lang w:val="ca-ES"/>
         </w:rPr>
         <w:t>notebooks</w:t>
@@ -1301,6 +1341,7 @@
           <w:color w:val="8DD873" w:themeColor="accent6" w:themeTint="99"/>
           <w:lang w:val="ca-ES"/>
         </w:rPr>
+        <w:lastRenderedPageBreak/>
         <w:t>Fer que els fitxers treballin amb els *_</w:t>
       </w:r>
       <w:proofErr w:type="spellStart"/>
@@ -1335,16 +1376,7 @@
           <w:color w:val="8DD873" w:themeColor="accent6" w:themeTint="99"/>
           <w:lang w:val="ca-ES"/>
         </w:rPr>
-        <w:t xml:space="preserve"> EN EL PROCÉS DE FER AIXÒ TAMBÉ S’HAN ANAT ACTUALITZANT LES </w:t>
-      </w:r>
-      <w:r>
-        <w:rPr>
-          <w:rFonts w:ascii="Arial" w:hAnsi="Arial" w:cs="Arial"/>
-          <w:color w:val="8DD873" w:themeColor="accent6" w:themeTint="99"/>
-          <w:lang w:val="ca-ES"/>
-        </w:rPr>
-        <w:lastRenderedPageBreak/>
-        <w:t xml:space="preserve">REFERÈNCIES A CLEANED I MODIFICANT-HO CREC QUE LA HE LIAT MÉS </w:t>
+        <w:t xml:space="preserve"> EN EL PROCÉS DE FER AIXÒ TAMBÉ S’HAN ANAT ACTUALITZANT LES REFERÈNCIES A CLEANED I MODIFICANT-HO CREC QUE LA HE LIAT MÉS </w:t>
       </w:r>
       <w:r>
         <w:rPr>

--- a/.work/05.24.docx
+++ b/.work/05.24.docx
@@ -48,12 +48,14 @@
         </w:numPr>
         <w:rPr>
           <w:rFonts w:ascii="Arial" w:hAnsi="Arial" w:cs="Arial"/>
-          <w:lang w:val="ca-ES"/>
-        </w:rPr>
-      </w:pPr>
-      <w:r>
-        <w:rPr>
-          <w:rFonts w:ascii="Arial" w:hAnsi="Arial" w:cs="Arial"/>
+          <w:color w:val="A5C9EB" w:themeColor="text2" w:themeTint="40"/>
+          <w:lang w:val="ca-ES"/>
+        </w:rPr>
+      </w:pPr>
+      <w:r>
+        <w:rPr>
+          <w:rFonts w:ascii="Arial" w:hAnsi="Arial" w:cs="Arial"/>
+          <w:color w:val="A5C9EB" w:themeColor="text2" w:themeTint="40"/>
           <w:lang w:val="ca-ES"/>
         </w:rPr>
         <w:t xml:space="preserve">Comprovar que a les parades límit el </w:t>
@@ -62,6 +64,7 @@
       <w:r>
         <w:rPr>
           <w:rFonts w:ascii="Arial" w:hAnsi="Arial" w:cs="Arial"/>
+          <w:color w:val="A5C9EB" w:themeColor="text2" w:themeTint="40"/>
           <w:lang w:val="ca-ES"/>
         </w:rPr>
         <w:t>arrival</w:t>
@@ -70,6 +73,7 @@
       <w:r>
         <w:rPr>
           <w:rFonts w:ascii="Arial" w:hAnsi="Arial" w:cs="Arial"/>
+          <w:color w:val="A5C9EB" w:themeColor="text2" w:themeTint="40"/>
           <w:lang w:val="ca-ES"/>
         </w:rPr>
         <w:t xml:space="preserve"> i el </w:t>
@@ -78,6 +82,7 @@
       <w:r>
         <w:rPr>
           <w:rFonts w:ascii="Arial" w:hAnsi="Arial" w:cs="Arial"/>
+          <w:color w:val="A5C9EB" w:themeColor="text2" w:themeTint="40"/>
           <w:lang w:val="ca-ES"/>
         </w:rPr>
         <w:t>deparature</w:t>
@@ -86,10 +91,53 @@
       <w:r>
         <w:rPr>
           <w:rFonts w:ascii="Arial" w:hAnsi="Arial" w:cs="Arial"/>
+          <w:color w:val="A5C9EB" w:themeColor="text2" w:themeTint="40"/>
           <w:lang w:val="ca-ES"/>
         </w:rPr>
         <w:t xml:space="preserve"> són iguals</w:t>
       </w:r>
+      <w:r>
+        <w:rPr>
+          <w:rFonts w:ascii="Arial" w:hAnsi="Arial" w:cs="Arial"/>
+          <w:color w:val="A5C9EB" w:themeColor="text2" w:themeTint="40"/>
+          <w:lang w:val="ca-ES"/>
+        </w:rPr>
+        <w:t xml:space="preserve"> </w:t>
+      </w:r>
+      <w:r>
+        <w:rPr>
+          <w:rFonts w:ascii="Arial" w:hAnsi="Arial" w:cs="Arial"/>
+          <w:color w:val="A5C9EB" w:themeColor="text2" w:themeTint="40"/>
+          <w:lang w:val="ca-ES"/>
+        </w:rPr>
+        <w:sym w:font="Wingdings" w:char="F0DF"/>
+      </w:r>
+      <w:r>
+        <w:rPr>
+          <w:rFonts w:ascii="Arial" w:hAnsi="Arial" w:cs="Arial"/>
+          <w:color w:val="A5C9EB" w:themeColor="text2" w:themeTint="40"/>
+          <w:lang w:val="ca-ES"/>
+        </w:rPr>
+        <w:t xml:space="preserve"> </w:t>
+      </w:r>
+      <w:proofErr w:type="spellStart"/>
+      <w:r>
+        <w:rPr>
+          <w:rFonts w:ascii="Arial" w:hAnsi="Arial" w:cs="Arial"/>
+          <w:color w:val="A5C9EB" w:themeColor="text2" w:themeTint="40"/>
+          <w:lang w:val="ca-ES"/>
+        </w:rPr>
+        <w:t>todo</w:t>
+      </w:r>
+      <w:proofErr w:type="spellEnd"/>
+      <w:r>
+        <w:rPr>
+          <w:rFonts w:ascii="Arial" w:hAnsi="Arial" w:cs="Arial"/>
+          <w:color w:val="A5C9EB" w:themeColor="text2" w:themeTint="40"/>
+          <w:lang w:val="ca-ES"/>
+        </w:rPr>
+        <w:t xml:space="preserve"> passat a 06.02</w:t>
+      </w:r>
     </w:p>
     <w:p>
       <w:pPr>
@@ -646,6 +694,27 @@
         </w:rPr>
         <w:t>Seguir una estructura que encara que sigui més pesada sigui senzilla i clara per mi (els diccionaris)</w:t>
       </w:r>
+      <w:r>
+        <w:rPr>
+          <w:rFonts w:ascii="Arial" w:hAnsi="Arial" w:cs="Arial"/>
+          <w:lang w:val="ca-ES"/>
+        </w:rPr>
+        <w:t xml:space="preserve"> </w:t>
+      </w:r>
+      <w:r>
+        <w:rPr>
+          <w:rFonts w:ascii="Arial" w:hAnsi="Arial" w:cs="Arial"/>
+          <w:lang w:val="ca-ES"/>
+        </w:rPr>
+        <w:sym w:font="Wingdings" w:char="F0DF"/>
+      </w:r>
+      <w:r>
+        <w:rPr>
+          <w:rFonts w:ascii="Arial" w:hAnsi="Arial" w:cs="Arial"/>
+          <w:lang w:val="ca-ES"/>
+        </w:rPr>
+        <w:t xml:space="preserve"> + tard o a partir d’ara en tot cas</w:t>
+      </w:r>
     </w:p>
     <w:p>
       <w:pPr>
@@ -656,13 +725,15 @@
         </w:numPr>
         <w:rPr>
           <w:rFonts w:ascii="Arial" w:hAnsi="Arial" w:cs="Arial"/>
-          <w:lang w:val="ca-ES"/>
-        </w:rPr>
-      </w:pPr>
-      <w:proofErr w:type="spellStart"/>
-      <w:r>
-        <w:rPr>
-          <w:rFonts w:ascii="Arial" w:hAnsi="Arial" w:cs="Arial"/>
+          <w:color w:val="A5C9EB" w:themeColor="text2" w:themeTint="40"/>
+          <w:lang w:val="ca-ES"/>
+        </w:rPr>
+      </w:pPr>
+      <w:proofErr w:type="spellStart"/>
+      <w:r>
+        <w:rPr>
+          <w:rFonts w:ascii="Arial" w:hAnsi="Arial" w:cs="Arial"/>
+          <w:color w:val="A5C9EB" w:themeColor="text2" w:themeTint="40"/>
           <w:lang w:val="ca-ES"/>
         </w:rPr>
         <w:t>Between</w:t>
@@ -671,6 +742,7 @@
       <w:r>
         <w:rPr>
           <w:rFonts w:ascii="Arial" w:hAnsi="Arial" w:cs="Arial"/>
+          <w:color w:val="A5C9EB" w:themeColor="text2" w:themeTint="40"/>
           <w:lang w:val="ca-ES"/>
         </w:rPr>
         <w:t xml:space="preserve"> </w:t>
@@ -679,6 +751,7 @@
       <w:r>
         <w:rPr>
           <w:rFonts w:ascii="Arial" w:hAnsi="Arial" w:cs="Arial"/>
+          <w:color w:val="A5C9EB" w:themeColor="text2" w:themeTint="40"/>
           <w:lang w:val="ca-ES"/>
         </w:rPr>
         <w:t>platforms</w:t>
@@ -694,12 +767,14 @@
         </w:numPr>
         <w:rPr>
           <w:rFonts w:ascii="Arial" w:hAnsi="Arial" w:cs="Arial"/>
-          <w:lang w:val="ca-ES"/>
-        </w:rPr>
-      </w:pPr>
-      <w:r>
-        <w:rPr>
-          <w:rFonts w:ascii="Arial" w:hAnsi="Arial" w:cs="Arial"/>
+          <w:color w:val="A5C9EB" w:themeColor="text2" w:themeTint="40"/>
+          <w:lang w:val="ca-ES"/>
+        </w:rPr>
+      </w:pPr>
+      <w:r>
+        <w:rPr>
+          <w:rFonts w:ascii="Arial" w:hAnsi="Arial" w:cs="Arial"/>
+          <w:color w:val="A5C9EB" w:themeColor="text2" w:themeTint="40"/>
           <w:lang w:val="ca-ES"/>
         </w:rPr>
         <w:t>Arreglar problema</w:t>
@@ -714,12 +789,14 @@
         </w:numPr>
         <w:rPr>
           <w:rFonts w:ascii="Arial" w:hAnsi="Arial" w:cs="Arial"/>
-          <w:lang w:val="ca-ES"/>
-        </w:rPr>
-      </w:pPr>
-      <w:r>
-        <w:rPr>
-          <w:rFonts w:ascii="Arial" w:hAnsi="Arial" w:cs="Arial"/>
+          <w:color w:val="A5C9EB" w:themeColor="text2" w:themeTint="40"/>
+          <w:lang w:val="ca-ES"/>
+        </w:rPr>
+      </w:pPr>
+      <w:r>
+        <w:rPr>
+          <w:rFonts w:ascii="Arial" w:hAnsi="Arial" w:cs="Arial"/>
+          <w:color w:val="A5C9EB" w:themeColor="text2" w:themeTint="40"/>
           <w:lang w:val="ca-ES"/>
         </w:rPr>
         <w:t>Per les L9 i L10 considerar els diferents trips</w:t>
@@ -734,12 +811,14 @@
         </w:numPr>
         <w:rPr>
           <w:rFonts w:ascii="Arial" w:hAnsi="Arial" w:cs="Arial"/>
-          <w:lang w:val="ca-ES"/>
-        </w:rPr>
-      </w:pPr>
-      <w:r>
-        <w:rPr>
-          <w:rFonts w:ascii="Arial" w:hAnsi="Arial" w:cs="Arial"/>
+          <w:color w:val="8DD873" w:themeColor="accent6" w:themeTint="99"/>
+          <w:lang w:val="ca-ES"/>
+        </w:rPr>
+      </w:pPr>
+      <w:r>
+        <w:rPr>
+          <w:rFonts w:ascii="Arial" w:hAnsi="Arial" w:cs="Arial"/>
+          <w:color w:val="8DD873" w:themeColor="accent6" w:themeTint="99"/>
           <w:lang w:val="ca-ES"/>
         </w:rPr>
         <w:t xml:space="preserve">L’ordre de parades es segueix bé amb </w:t>
@@ -748,6 +827,7 @@
       <w:r>
         <w:rPr>
           <w:rFonts w:ascii="Arial" w:hAnsi="Arial" w:cs="Arial"/>
+          <w:color w:val="8DD873" w:themeColor="accent6" w:themeTint="99"/>
           <w:lang w:val="ca-ES"/>
         </w:rPr>
         <w:t>l’stop_sequence</w:t>
@@ -756,6 +836,7 @@
       <w:r>
         <w:rPr>
           <w:rFonts w:ascii="Arial" w:hAnsi="Arial" w:cs="Arial"/>
+          <w:color w:val="8DD873" w:themeColor="accent6" w:themeTint="99"/>
           <w:lang w:val="ca-ES"/>
         </w:rPr>
         <w:t xml:space="preserve">? </w:t>
@@ -763,6 +844,7 @@
       <w:r>
         <w:rPr>
           <w:rFonts w:ascii="Arial" w:hAnsi="Arial" w:cs="Arial"/>
+          <w:color w:val="8DD873" w:themeColor="accent6" w:themeTint="99"/>
           <w:lang w:val="ca-ES"/>
         </w:rPr>
         <w:sym w:font="Wingdings" w:char="F0E0"/>
@@ -770,6 +852,7 @@
       <w:r>
         <w:rPr>
           <w:rFonts w:ascii="Arial" w:hAnsi="Arial" w:cs="Arial"/>
+          <w:color w:val="8DD873" w:themeColor="accent6" w:themeTint="99"/>
           <w:lang w:val="ca-ES"/>
         </w:rPr>
         <w:t xml:space="preserve"> última cel·la de ‘</w:t>
@@ -778,6 +861,7 @@
       <w:r>
         <w:rPr>
           <w:rFonts w:ascii="Arial" w:hAnsi="Arial" w:cs="Arial"/>
+          <w:color w:val="8DD873" w:themeColor="accent6" w:themeTint="99"/>
           <w:lang w:val="ca-ES"/>
         </w:rPr>
         <w:t>data_validation</w:t>
@@ -786,6 +870,7 @@
       <w:r>
         <w:rPr>
           <w:rFonts w:ascii="Arial" w:hAnsi="Arial" w:cs="Arial"/>
+          <w:color w:val="8DD873" w:themeColor="accent6" w:themeTint="99"/>
           <w:lang w:val="ca-ES"/>
         </w:rPr>
         <w:t>/</w:t>
@@ -794,6 +879,7 @@
       <w:r>
         <w:rPr>
           <w:rFonts w:ascii="Arial" w:hAnsi="Arial" w:cs="Arial"/>
+          <w:color w:val="8DD873" w:themeColor="accent6" w:themeTint="99"/>
           <w:lang w:val="ca-ES"/>
         </w:rPr>
         <w:t>checks</w:t>
@@ -802,6 +888,7 @@
       <w:r>
         <w:rPr>
           <w:rFonts w:ascii="Arial" w:hAnsi="Arial" w:cs="Arial"/>
+          <w:color w:val="8DD873" w:themeColor="accent6" w:themeTint="99"/>
           <w:lang w:val="ca-ES"/>
         </w:rPr>
         <w:t>/3_stop_times_checks.ipynb’</w:t>
@@ -1301,6 +1388,7 @@
           <w:color w:val="8DD873" w:themeColor="accent6" w:themeTint="99"/>
           <w:lang w:val="ca-ES"/>
         </w:rPr>
+        <w:lastRenderedPageBreak/>
         <w:t>(</w:t>
       </w:r>
       <w:proofErr w:type="spellStart"/>
@@ -1341,7 +1429,6 @@
           <w:color w:val="8DD873" w:themeColor="accent6" w:themeTint="99"/>
           <w:lang w:val="ca-ES"/>
         </w:rPr>
-        <w:lastRenderedPageBreak/>
         <w:t>Fer que els fitxers treballin amb els *_</w:t>
       </w:r>
       <w:proofErr w:type="spellStart"/>
@@ -1838,14 +1925,15 @@
         </w:numPr>
         <w:rPr>
           <w:rFonts w:ascii="Arial" w:hAnsi="Arial" w:cs="Arial"/>
-          <w:color w:val="808080" w:themeColor="background1" w:themeShade="80"/>
-          <w:lang w:val="ca-ES"/>
-        </w:rPr>
-      </w:pPr>
-      <w:proofErr w:type="spellStart"/>
-      <w:r>
-        <w:rPr>
-          <w:rFonts w:ascii="Arial" w:hAnsi="Arial" w:cs="Arial"/>
+          <w:color w:val="A5C9EB" w:themeColor="text2" w:themeTint="40"/>
+          <w:lang w:val="ca-ES"/>
+        </w:rPr>
+      </w:pPr>
+      <w:proofErr w:type="spellStart"/>
+      <w:r>
+        <w:rPr>
+          <w:rFonts w:ascii="Arial" w:hAnsi="Arial" w:cs="Arial"/>
+          <w:color w:val="A5C9EB" w:themeColor="text2" w:themeTint="40"/>
           <w:lang w:val="ca-ES"/>
         </w:rPr>
         <w:t>Docu</w:t>
@@ -1854,6 +1942,7 @@
       <w:r>
         <w:rPr>
           <w:rFonts w:ascii="Arial" w:hAnsi="Arial" w:cs="Arial"/>
+          <w:color w:val="A5C9EB" w:themeColor="text2" w:themeTint="40"/>
           <w:lang w:val="ca-ES"/>
         </w:rPr>
         <w:t xml:space="preserve"> Liceu</w:t>
